--- a/reports/generated/exports/Main_Dissertation_Draft.docx
+++ b/reports/generated/exports/Main_Dissertation_Draft.docx
@@ -278,7 +278,7 @@
           <w:b w:val="0"/>
           <w:i w:val="0"/>
         </w:rPr>
-        <w:t>The motivating problem for this dissertation is not a theoretical curiosity. It is a constraint that real institutional investors have written into their legal documents. A typical Commodity Trading Advisor (CTA) hedge fund prospectus contains a soft drawdown limit at 10 % from peak, at which point investors gain a redemption right, and a hard drawdown limit at 20 %, at which point the fund is forcibly liquidated. Pension boards monitor the drawdown of funded status and remove trustees over breaches, not over volatility. Bridgewater's All Weather, the largest single risk-parity fund in the world at over 150 billion US dollars at peak, is publicly described by its founder as designed to lose less in any environment. Family-office Investment Policy Statements typically express their risk tolerance as a maximum-loss percentage rather than a volatility target. And Kahneman and Tversky's (1979) prospect-theory result establishes that retail investors feel losses about twice as painfully as equivalent gains, which explains why panic-selling is triggered by drawdown rather than by variance. In every one of these settings the binding constraint is the same shape: do not lose more than X percent from peak, and earn a return above cash.</w:t>
+        <w:t>Start with a concrete picture. Imagine you put one million US dollars into the US stock market in January 2022 and hold on. By January 2025, you have about $1.52 million. That looks like a clean win. But on the way there, in October 2022, your account balance briefly read $750,000 — a 25 % drop from the peak you had reached in January. For an individual investor that 25 % drop is scary. For a pension fund, an endowment, a sovereign-wealth-fund mandate or a Commodity Trading Advisor (CTA hedge fund) it is something different: it is a breach of contract. Many institutional mandates carry an explicit drawdown limit (a maximum permitted loss measured from the peak rather than from the starting balance). When that limit is breached, redemption rights kick in, trustees can be removed, and the fund can be forcibly liquidated. Buy-and-hold violates these limits routinely; manually setting a stop-loss (sell when the price has fallen 5 % below its peak) violates them too — it sells late and buys back even later. The question this dissertation answers is whether a small AI agent can do better than either of those two options.</w:t>
       </w:r>
     </w:p>
     <w:p>
@@ -287,7 +287,7 @@
           <w:b w:val="0"/>
           <w:i w:val="0"/>
         </w:rPr>
-        <w:t>The standard quantitative toolkit is not a clean fit to that constraint. Markowitz (1952) mean-variance optimisation is single-period and treats upside and downside variance symmetrically, so two portfolios with identical mean and variance can have wildly different maximum drawdowns. Value-at-Risk and expected shortfall (Rockafellar and Uryasev, 2000) measure tail loss within a single period and do not constrain the path of cumulative losses. The Sortino ratio (Sortino and Price, 1994) trims the symmetry of variance but is still a per-period measure. The drawdown literature itself — Magdon-Ismail and Atiya (2004) on the maximum drawdown of Brownian motion, Chekhlov, Uryasev and Zabarankin (2005) on Conditional Drawdown-at-Risk — develops a path-dependent framework that does match the institutional constraint, but the resulting optimisation programmes are non-convex and static: they pick one weight vector and stick with it. None of these tools can dynamically say, at hour fifty-three of a regime shift, that the portfolio is at four per cent drawdown, the forecaster's confidence has just collapsed, and the position should therefore be trimmed before another bad day pushes the constraint.</w:t>
+        <w:t>The institutional reality matters. CalPERS, the California Public Employees' Retirement Service and one of the largest pension funds in the world, documents an explicit drawdown limit in its governance papers. University endowments such as Yale's and Harvard's report drawdown alongside return as their headline performance measure. Bridgewater Associates' All Weather fund, which managed over 150 billion US dollars at peak, is publicly described by its founder as designed to lose less in any environment — an explicit drawdown-control objective rather than a return-maximisation one. Family-office Investment Policy Statements typically express risk tolerance as a maximum-loss percentage rather than as a volatility target. And Kahneman and Tversky's (1979) prospect-theory result establishes that retail investors feel losses about twice as painfully as equivalent gains, which explains why panic-selling is triggered by drawdown rather than by variance. In every one of these settings the binding constraint has the same shape: do not lose more than X percent from peak, and earn a return above cash.</w:t>
       </w:r>
     </w:p>
     <w:p>
@@ -296,7 +296,16 @@
           <w:b w:val="0"/>
           <w:i w:val="0"/>
         </w:rPr>
-        <w:t>In the last decade deep reinforcement learning (DRL) has emerged as a flexible alternative. Rather than solve an analytic optimisation under a fixed constraint set, a DRL agent learns a control policy directly from interaction with a market environment. Jiang et al. (2017), Yang et al. (2020) and the FinRL library of Liu et al. (2021) have shown that policy-gradient methods can be made to work on equities, ETFs and cryptocurrencies. Two practical gaps in this body of work motivate the present dissertation. The first is that the reward signal almost always rewards portfolio return and lets risk in only indirectly, through volatility-adjusted reward shaping or by reading the Sharpe ratio off after the fact. As a result the trained policy carries no native notion of the path-dependent drawdown constraint that a real mandate would impose. The second is that the policy is trained on point-estimate features and is never told how confident the underlying forecaster is in its own prediction. When the market enters a regime where forecast variance spikes the agent has no native way to be cautious. The opportunity this dissertation pursues is to add the missing pieces back: a drawdown-constrained framing on one side and an explicit uncertainty signal on the other, and to measure the resulting policy against both the static optimisation tradition and the practitioner reality of fixed-rule overlays such as trailing stop-losses.</w:t>
+        <w:t>The standard quantitative toolkit was not designed for this kind of constraint. Markowitz (1952) mean-variance optimisation is single-period and treats upside and downside wiggles in price as if they were the same kind of problem; it has no memory of the running peak. Value-at-Risk and expected shortfall (Rockafellar and Uryasev, 2000) measure how bad a single bad day could be, but they cannot tell you how many bad days in a row you can endure before your loss-from-peak crosses the limit. The Sortino ratio (Sortino and Price, 1994) trims the symmetric-variance assumption but is still a per-period measure. The drawdown literature itself — Magdon-Ismail and Atiya (2004) on the maximum drawdown of a Brownian-motion model, Chekhlov, Uryasev and Zabarankin (2005) on Conditional Drawdown-at-Risk — does develop a path-dependent framework that matches the institutional constraint, but the resulting optimisation programmes are static: they pick one weight vector and stick with it. None of these tools can dynamically say, on day fifty-three of a regime shift, that the portfolio is now at four per cent drawdown, the forecaster's confidence has just collapsed, and the position should therefore be trimmed before the next bad day pushes the constraint over the edge.</w:t>
+      </w:r>
+    </w:p>
+    <w:p>
+      <w:r>
+        <w:rPr>
+          <w:b w:val="0"/>
+          <w:i w:val="0"/>
+        </w:rPr>
+        <w:t>In the last decade deep reinforcement learning (DRL — a branch of machine learning where an agent learns by trial and error in a simulated environment) has emerged as a flexible alternative. Rather than solve a one-shot mathematical optimisation, a DRL agent learns a sequential decision policy ("what should I do today, given everything I have observed so far?") directly from interaction with a market environment. Jiang, Xu and Liang (2017), Yang, Liu, Zhong and Walid (2020) and the FinRL library of Liu, Yang, Gao and Wang (2021) have shown that policy-gradient methods can be made to work on equities, ETFs and cryptocurrencies. Two practical gaps in this body of work motivate the present dissertation. The first is that the reward signal almost always rewards portfolio return and lets risk enter only indirectly, through reward shaping or by reading the Sharpe ratio off after the fact; the trained policy therefore carries no native notion of the path-dependent drawdown constraint that a real mandate would impose. The second is that the policy is trained on point-estimate features (the forecaster's best guess) and is never told how confident the forecaster is in that guess. When the market enters a regime where forecast confidence collapses, the agent has no native way to be cautious. The opportunity this dissertation pursues is to add the missing pieces back: a drawdown-constrained framing on one side, and an explicit uncertainty signal on the other, and to measure the resulting policy against both the static-optimisation tradition and the practitioner reality of fixed-rule overlays such as trailing stop-losses.</w:t>
       </w:r>
     </w:p>
     <w:p>
@@ -316,7 +325,7 @@
           <w:b w:val="0"/>
           <w:i w:val="0"/>
         </w:rPr>
-        <w:t>The question this dissertation addresses can be stated in one sentence. A risk-constrained investor is required to keep the portfolio's loss from peak below a stated drawdown floor while still earning a return above cash, and the dissertation asks whether a sequential-decision policy that consumes its own forecaster's confidence can sit on a more attractive point of the return-versus-drawdown trade-off than the static optimisations and reactive rules that are the current state of practice.</w:t>
+        <w:t>A note on framing. An earlier version of this dissertation framed the problem as "capital preservation" — keep the portfolio safe. That framing was a mistake, for a simple reason: the obvious reply is "go to cash, you preserve 100 %, done" — which destroys the project. The fix is to stop selling preservation as the objective and start selling it as the constraint, and to put risk-adjusted return back as the objective. The reframed problem statement, which this dissertation answers, is therefore phrased in those terms.</w:t>
       </w:r>
     </w:p>
     <w:p>
@@ -325,7 +334,25 @@
           <w:b w:val="0"/>
           <w:i w:val="0"/>
         </w:rPr>
-        <w:t>The current state of practice has three components. The static-optimisation tradition (Markowitz mean-variance, risk parity, Conditional Drawdown-at-Risk) picks one weight vector and does not adapt to within-window regime change. The reactive-rule tradition (trailing stop-losses with moving-average re-entry) is easy to implement, easy to explain and operationally common, but the stop fires after the drawdown has already happened and the re-entry rule typically forfeits the recovery; Section 5 shows that two trailing-stop variants on the test window incur path drawdowns larger than passive buy-and-hold's. The deep-reinforcement-learning tradition for portfolio management (Jiang et al., 2017; Yang et al., 2020; Liu et al., 2021) trains policies on point-estimate features and rewards portfolio return, with risk entering only through reward shaping, so the trained policy has no native drawdown-constraint awareness and no way to be cautious when its own forecaster is unsure.</w:t>
+        <w:t>Reframed problem statement. Many investors, and many institutional mandates explicitly, are required to keep portfolio drawdown from peak below a stated limit (commonly somewhere between 5 % and 20 %) while still beating cash and ideally beating passive index exposure. The standard ways of doing this — Markowitz mean-variance, risk parity, fixed-rule stop-losses — either assume the joint distribution of returns is stationary (so the recipe that fits the training window will continue to fit) or react too slowly when the market regime changes. This dissertation studies whether a deep-reinforcement-learning agent that conditions on its own forecaster's predictive uncertainty (how confident the forecaster is, not just what it predicts) can sit on a more attractive point of the return-versus-drawdown trade-off than (a) passive buy-and-hold, (b) a rule-based stop-loss policy of the kind a discretionary investor would actually use, and (c) a baseline PPO that sees no uncertainty signal. The evaluation is on a held-out test window that contains real macro shocks (1 January 2022 to 31 December 2025, which spans the 2022 inflation-rate-shock bear market), with reproducible random seeds and an out-of-time generalisation check.</w:t>
+      </w:r>
+    </w:p>
+    <w:p>
+      <w:r>
+        <w:rPr>
+          <w:b w:val="0"/>
+          <w:i w:val="0"/>
+        </w:rPr>
+        <w:t>Three notes on what this is and is not. First, the objective is risk-adjusted return; preservation is the constraint that prevents the trivial "all-cash" answer. Second, the comparison is against three named alternatives, not against an unspecified family of baselines: this is what makes the empirical claim falsifiable. Third, the test window is fixed in advance and not chosen post-hoc to make the agent look good; the 2022 macro shock is included precisely because that is exactly the kind of regime where institutional drawdown limits bind hardest.</w:t>
+      </w:r>
+    </w:p>
+    <w:p>
+      <w:r>
+        <w:rPr>
+          <w:b w:val="0"/>
+          <w:i w:val="0"/>
+        </w:rPr>
+        <w:t>The current state of practice has three components and the dissertation is positioned against each in turn. The static-optimisation tradition (Markowitz mean-variance, risk parity, Conditional Drawdown-at-Risk) picks one weight vector once and does not adapt when the market regime changes mid-window. The reactive-rule tradition (trailing stop-losses with moving-average re-entry) is easy to implement, easy to explain to a client, and operationally common, but the stop fires after the drawdown has already happened and the re-entry rule typically forfeits the recovery — Chapter 5 shows that two trailing-stop variants on the test window actually incur path drawdowns larger than passive buy-and-hold's, because they sell into the dip and re-buy after the rebound. The deep-reinforcement-learning tradition for portfolio management (Jiang et al., 2017; Yang et al., 2020; Liu et al., 2021) trains policies on point-estimate features and rewards portfolio return, with risk entering only through reward shaping, so the trained policy has no native drawdown-constraint awareness and no way to be cautious when its own forecaster is unsure of itself.</w:t>
       </w:r>
     </w:p>
     <w:p>
@@ -466,7 +493,7 @@
           <w:b w:val="0"/>
           <w:i w:val="0"/>
         </w:rPr>
-        <w:t>Chapter 2 reviews the relevant background: modern portfolio theory, the policy-gradient family of RL algorithms (with PPO singled out), prior DRL work in finance, probabilistic forecasting with DeepAR-style networks, and methods for uncertainty quantification in deep learning. Chapter 3 sets the problem out as a Markov decision process, states the constrained objective, derives the probabilistic forecaster, defines the trading environment, and sets out the exact mathematical difference between the baseline PPO, the rule-based stop-loss comparator, and the probabilistic agent. Chapter 4 covers the implementation: data pipeline, training procedure and reporting layer. Chapter 5 presents the experimental setup and the results on the held-out test window, including the rule-based comparator, the 70-ticker diversified-equity-universe robustness study, and the §5.5.1 extended-budget seed-stability evidence (10 random seeds × 50 000 PPO timesteps per cell, 80 cells in total, on a representative subset of the universe). Chapter 6 reads the results carefully, including the trade-offs, the walk-forward generalisation evidence and the limits of the evidence. Chapter 7 concludes and points at future work.</w:t>
+        <w:t>Chapter 2 reviews the relevant background: modern portfolio theory, the policy-gradient family of RL algorithms (with PPO singled out), prior DRL work in finance, probabilistic forecasting with DeepAR-style networks, and methods for uncertainty quantification in deep learning. Chapter 3 sets the problem out as a Markov decision process, states the constrained objective, derives the probabilistic forecaster, defines the trading environment, and sets out the exact mathematical difference between the baseline PPO, the rule-based stop-loss comparator, and the probabilistic agent. Chapter 4 covers the implementation: data pipeline, training procedure and reporting layer. Chapter 5 presents the experimental setup and the results on the held-out test window, including the rule-based comparator, the 70-ticker diversified-equity-universe robustness study, and the Section 5.5.1 extended-budget seed-stability evidence (10 random seeds × 50 000 PPO timesteps per cell, 80 cells in total, on a representative subset of the universe). Chapter 6 reads the results carefully, including the trade-offs, the walk-forward generalisation evidence and the limits of the evidence. Chapter 7 concludes and points at future work.</w:t>
       </w:r>
     </w:p>
     <w:p>
@@ -502,7 +529,16 @@
           <w:b w:val="0"/>
           <w:i w:val="0"/>
         </w:rPr>
-        <w:t>Quantitative portfolio management has produced a sequence of risk-aware objective functions over the last seventy years. This section sets out the four families that are most often used in practice, gives the formal definition of each with every symbol explained, and notes which assumptions each family makes and where those assumptions are known to bind. Section 2.1.5 then states explicitly which of these objectives is closest to the constrained problem solved in this dissertation, and why.</w:t>
+        <w:t>What "drawdown" means, in plain English. Most people, when they think about investment risk, think about volatility — how much a price wiggles up and down. Institutions think about something different: drawdown. Imagine you start with $100. The price goes up to $150 (a new peak). Then it drops to $120. Your drawdown is measured against the $150 peak, not the $100 starting balance — you are 20 % down from the high. The reason this matters more than volatility, in practice, is that you don't feel a wiggle; you feel the pain of looking at your account and seeing it well below where it has just been. If you manage a pension fund and you lose 20 % of pensioners' money, you get fired — they do not care that the average wiggle was small; they care that the money is gone. Most institutional mandates write this fear into the contract directly: do not let drawdown exceed X %, ever. The rest of this section sets out the formal machinery the literature has built to talk about that constraint.</w:t>
+      </w:r>
+    </w:p>
+    <w:p>
+      <w:r>
+        <w:rPr>
+          <w:b w:val="0"/>
+          <w:i w:val="0"/>
+        </w:rPr>
+        <w:t>Quantitative portfolio management has produced a sequence of risk-aware objective functions over the last seventy years. This section sets out the four families that are most often used in practice, gives the formal definition of each with every symbol explained, notes which assumptions each family makes and where those assumptions are known to bind, and — critically — explains why each family was developed in response to the limitations of the family that came before. Section 2.1.5 then states explicitly which of these objectives is closest to the constrained problem solved in this dissertation, and why.</w:t>
       </w:r>
     </w:p>
     <w:p>
@@ -615,7 +651,7 @@
         <w:pStyle w:val="ListBullet"/>
       </w:pPr>
       <w:r>
-        <w:t>Fixes / extensions in the literature. Black and Litterman (1992) reduce estimation error by shrinking mu towards an equilibrium prior derived from the market portfolio. Ledoit and Wolf (2003) shrink Sigma towards a structured target. The downside-only measures of §2.1.4 (Sortino) replace symmetric variance with downside deviation. The tail-loss measures of §2.1.2 (VaR / ES) replace variance entirely with a tail quantile. The drawdown measures of §2.1.3 (MDD / Calmar / CDaR) replace single-period variance with a path-dependent loss-from-peak. This dissertation positions itself in the last family, with the additional move of using a sequential reinforcement-learning policy rather than a one-shot static optimisation.</w:t>
+        <w:t>Fixes / extensions in the literature. Black and Litterman (1992) reduce estimation error by shrinking mu towards an equilibrium prior derived from the market portfolio. Ledoit and Wolf (2003) shrink Sigma towards a structured target. The downside-only measures of Section 2.1.4 (Sortino) replace symmetric variance with downside deviation. The tail-loss measures of Section 2.1.2 (VaR / ES) replace variance entirely with a tail quantile. The drawdown measures of Section 2.1.3 (MDD / Calmar / CDaR) replace single-period variance with a path-dependent loss-from-peak. This dissertation positions itself in the last family, with the additional move of using a sequential reinforcement-learning policy rather than a one-shot static optimisation.</w:t>
       </w:r>
     </w:p>
     <w:p>
@@ -623,7 +659,7 @@
         <w:pStyle w:val="ListBullet"/>
       </w:pPr>
       <w:r>
-        <w:t>Why it matters here. Mean-variance is reported in §5 alongside the path-dependent metrics so the reader can apply whichever objective matches their mandate. It is not the dissertation's headline objective because, on a 70-ticker test universe over a four-year window with a 2022 macro shock, path-dependent drawdown is what binds; a mean-variance optimiser sees no difference between a -25 % path drawdown that recovers and a smooth -5 % linear loss with the same variance.</w:t>
+        <w:t>Why it matters here. Mean-variance is reported in Chapter 5 alongside the path-dependent metrics so the reader can apply whichever objective matches their mandate. It is not the dissertation's headline objective because, on a 70-ticker test universe over a four-year window with a 2022 macro shock, path-dependent drawdown is what binds; a mean-variance optimiser sees no difference between a -25 % path drawdown that recovers and a smooth -5 % linear loss with the same variance.</w:t>
       </w:r>
     </w:p>
     <w:p>
@@ -635,6 +671,15 @@
           <w:color w:val="000000"/>
         </w:rPr>
         <w:t>2.1.2 Value-at-Risk and expected shortfall (Rockafellar and Uryasev, 2000)</w:t>
+      </w:r>
+    </w:p>
+    <w:p>
+      <w:r>
+        <w:rPr>
+          <w:b w:val="0"/>
+          <w:i w:val="0"/>
+        </w:rPr>
+        <w:t>Differentiation from Markowitz. Where Markowitz (1952) summarises risk by the whole second moment of the return distribution (variance), Rockafellar and Uryasev (2000) chose to summarise it by the tail expectation of the loss distribution alone. The reason for the divergence is that institutional risk regulation, by the late 1990s, had stopped caring about "how much do returns wiggle on average" and started caring about "how bad is the worst 1 % of outcomes" — a question Markowitz's quadratic objective is not built to answer. The two papers are therefore solving different problems: Markowitz answers "what is the smoothest portfolio I can build given my return expectation?" while Rockafellar and Uryasev answer "what is the portfolio with the smallest expected tail loss?". The two answers coincide only when returns are jointly Gaussian, which empirical equity returns are not.</w:t>
       </w:r>
     </w:p>
     <w:p>
@@ -787,7 +832,7 @@
         <w:pStyle w:val="ListBullet"/>
       </w:pPr>
       <w:r>
-        <w:t>Fixes / extensions in the literature. Acerbi and Tasche (2002) clarified that ES is the smallest coherent risk measure that dominates VaR. The drawdown measures of §2.1.3 (MDD, Calmar, CDaR) are the path-dependent generalisation that closes the single-period gap. For tail-estimation small-sample issues, extreme value theory (McNeil and Frey, 2000) replaces the empirical tail with a fitted Generalised Pareto Distribution, trading estimation efficiency for a parametric assumption.</w:t>
+        <w:t>Fixes / extensions in the literature. Acerbi and Tasche (2002) clarified that ES is the smallest coherent risk measure that dominates VaR. The drawdown measures of Section 2.1.3 (MDD, Calmar, CDaR) are the path-dependent generalisation that closes the single-period gap. For tail-estimation small-sample issues, extreme value theory (McNeil and Frey, 2000) replaces the empirical tail with a fitted Generalised Pareto Distribution, trading estimation efficiency for a parametric assumption.</w:t>
       </w:r>
     </w:p>
     <w:p>
@@ -795,7 +840,7 @@
         <w:pStyle w:val="ListBullet"/>
       </w:pPr>
       <w:r>
-        <w:t>Why it matters here. The dissertation reports VaR-95 and the rate at which the realised log-return falls below it as part of the standard metric set in §3.7. The headline objective, however, is path-dependent (drawdown control, §2.1.3) rather than single-period (VaR/ES), because the binding constraint on a four-year test window with a 2022 bear-market drawdown is the path of the equity curve, not its terminal-period loss distribution.</w:t>
+        <w:t>Why it matters here. The dissertation reports VaR-95 and the rate at which the realised log-return falls below it as part of the standard metric set in Section 3.7. The headline objective, however, is path-dependent (drawdown control, Section 2.1.3) rather than single-period (VaR/ES), because the binding constraint on a four-year test window with a 2022 bear-market drawdown is the path of the equity curve, not its terminal-period loss distribution.</w:t>
       </w:r>
     </w:p>
     <w:p>
@@ -815,7 +860,16 @@
           <w:b w:val="0"/>
           <w:i w:val="0"/>
         </w:rPr>
-        <w:t>Mean-variance, VaR and expected shortfall describe a single-period or stationary loss distribution. They do not capture path-dependent properties of a portfolio's equity curve. The drawdown family of measures fills that gap, and is the family on which this dissertation is built. Four references anchor the literature: the maximum-drawdown definition itself (Magdon-Ismail and Atiya, 2004), the Calmar return-per-unit-drawdown ratio (Young, 1991), the conditional drawdown-at-risk programme (Chekhlov, Uryasev and Zabarankin, 2005), and a growing body of empirical work that documents how often institutional drawdown constraints actually bind.</w:t>
+        <w:t>Differentiation from the previous two families. Mean-variance and VaR/ES describe either the average wiggle (variance) or the worst single-period loss (tail quantile). Both are single-period objects: they look at one frame of the equity-curve movie at a time. The drawdown family looks at the whole movie. Where Markowitz cannot tell the difference between a smooth straight-line loss and a -25 % round-trip drawdown that recovers to the same terminal value, and where VaR/ES rates a slow 1 %-per-day-for-30-days bleed as a succession of perfectly fine days, the drawdown family explicitly tracks the running peak and asks how far below it the portfolio has fallen. That structural difference — single-period versus path-dependent — is the entire reason institutional mandates are written in drawdown terms rather than in variance or VaR terms.</w:t>
+      </w:r>
+    </w:p>
+    <w:p>
+      <w:r>
+        <w:rPr>
+          <w:b w:val="0"/>
+          <w:i w:val="0"/>
+        </w:rPr>
+        <w:t>Four references anchor the drawdown literature: the maximum-drawdown definition itself (Magdon-Ismail and Atiya, 2004), the Calmar return-per-unit-drawdown ratio (Young, 1991), the conditional drawdown-at-risk programme (Chekhlov, Uryasev and Zabarankin, 2005), and the downside-deviation Sortino ratio (Sortino and Price, 1994), which sits at the boundary between the path-dependent drawdown family and the single-period family of Section 2.1.2. These four papers are not interchangeable; each was developed in response to a specific weakness in the previous one, and the differences between them are the reason a practitioner reaches for one over another.</w:t>
       </w:r>
     </w:p>
     <w:p>
@@ -893,7 +947,7 @@
           <w:b w:val="0"/>
           <w:i w:val="0"/>
         </w:rPr>
-        <w:t>Magdon-Ismail and Atiya (2004) — what and why. Magdon-Ismail and Atiya derived a closed-form expression for the expected maximum drawdown of a geometric Brownian motion with drift mu and volatility sigma over a horizon T. Their motivation was practitioner: by 2004 hedge funds and CTAs had been asked to report MDD alongside Sharpe ratio for a decade, but no analytical baseline existed for the expected MDD that an in-control strategy with given (mu, sigma, T) should produce. Without that baseline, an observed -25 % MDD is uninterpretable: it could be a flag for strategy degradation, or it could be exactly what a Brownian motion with the strategy's reported (mu, sigma) would produce a quarter of the time anyway. The closed-form expectation closes that gap.</w:t>
+        <w:t>Magdon-Ismail and Atiya (2004) — what and why. Where Markowitz and the VaR/ES family give the practitioner a single-period summary of risk, Magdon-Ismail and Atiya wrote down the analytical baseline for the path-dependent object that institutional mandates actually constrain: the maximum drawdown. They derived a closed-form expression for the expected maximum drawdown of a geometric Brownian motion with drift mu and volatility sigma over a horizon T. Their motivation was practitioner: by 2004 hedge funds and CTAs had been asked to report MDD alongside Sharpe ratio for a decade, but no analytical baseline existed for the expected MDD that an in-control strategy with given (mu, sigma, T) should produce. Without that baseline, an observed -25 % MDD is uninterpretable: it could be a flag for strategy degradation, or it could be exactly what a Brownian motion with the strategy's reported (mu, sigma) would produce a quarter of the time anyway. The closed-form expectation closes that gap.</w:t>
       </w:r>
     </w:p>
     <w:p>
@@ -926,7 +980,7 @@
           <w:b w:val="0"/>
           <w:i w:val="0"/>
         </w:rPr>
-        <w:t>Young (1991) — what and why. The Calmar ratio (CALifornia Managed Account Reports, the newsletter where Terry Young first proposed it in 1991) is a return-per-unit-drawdown measure intuitive for institutional mandates with explicit drawdown limits. Young's motivation was that the Sharpe ratio, by using volatility in the denominator, did not communicate to institutional investors what they actually cared about — how much pain they had to endure to earn each unit of return. Calmar replaced volatility with MDD:</w:t>
+        <w:t>Young (1991) — what and why. Where Magdon-Ismail and Atiya (2004) gave practitioners a baseline expectation for the maximum drawdown number itself, Young (1991) gave practitioners a way to compare strategies on a return-per-unit-drawdown basis. The Calmar ratio (named for CALifornia Managed Account Reports, the newsletter where Terry Young first proposed it in 1991) is a return-per-unit-drawdown measure intuitive for institutional mandates with explicit drawdown limits. Young's motivation was that the Sharpe ratio, by putting volatility in the denominator, did not communicate to institutional investors what they actually cared about — how much pain they had to endure to earn each unit of return. Calmar made the divergence from Sharpe explicit by replacing volatility with maximum drawdown in the denominator:</w:t>
       </w:r>
     </w:p>
     <w:p>
@@ -1019,7 +1073,7 @@
           <w:b w:val="0"/>
           <w:i w:val="0"/>
         </w:rPr>
-        <w:t>Chekhlov, Uryasev and Zabarankin (2005) — what and why. CUZ extended the CVaR construction of Rockafellar and Uryasev (2000) from the single-period loss distribution to the path-dependent drawdown distribution. They define the conditional drawdown-at-risk CDaR_alpha as the expected drawdown given that the drawdown exceeds the alpha-quantile of the empirical drawdown distribution, and — crucially — they show that under empirical (historical-scenario) data this construction reduces to a linear programme that solves portfolio optimisation under a CDaR constraint in seconds. Their motivation was direct: by 2005 the CDaR statistic was being demanded by institutional allocators (endowments, sovereign wealth funds, pension consultants) but no tractable optimisation routine existed to construct portfolios under it. CUZ provided that routine.</w:t>
+        <w:t>Chekhlov, Uryasev and Zabarankin (2005) — what and why. Where Magdon-Ismail and Atiya (2004) gave a closed-form baseline for a single statistic (the expected maximum drawdown), and where Young (1991) gave a single-number ratio for ranking strategies, Chekhlov, Uryasev and Zabarankin extended the whole CVaR construction of Rockafellar and Uryasev (2000) from the single-period loss distribution to the path-dependent drawdown distribution. The structural difference from Young (1991) is that Calmar is sensitive to a single worst day in the entire history (it depends only on the maximum), whereas the CDaR object Chekhlov-Uryasev-Zabarankin define is a tail expectation over the full distribution of drawdowns — it cannot be destroyed by a single bad day. The structural difference from Magdon-Ismail and Atiya (2004) is that the CDaR object is computable directly from historical scenarios with no Brownian-motion assumption. They define the conditional drawdown-at-risk CDaR_alpha as the expected drawdown given that the drawdown exceeds the alpha-quantile of the empirical drawdown distribution, and — crucially — they show that under empirical (historical-scenario) data this construction reduces to a linear programme that solves portfolio optimisation under a CDaR constraint in seconds. Their motivation was direct: by 2005 the CDaR statistic was being demanded by institutional allocators (endowments, sovereign wealth funds, pension consultants) but no tractable optimisation routine existed to construct portfolios under it. CUZ provided that routine.</w:t>
       </w:r>
     </w:p>
     <w:p>
@@ -1063,6 +1117,15 @@
           <w:color w:val="000000"/>
         </w:rPr>
         <w:t>2.1.4 Downside-deviation measures: Sortino (Sortino and Price, 1994)</w:t>
+      </w:r>
+    </w:p>
+    <w:p>
+      <w:r>
+        <w:rPr>
+          <w:b w:val="0"/>
+          <w:i w:val="0"/>
+        </w:rPr>
+        <w:t>Differentiation from the previous papers. Markowitz (1952) penalises upside and downside deviations from the mean symmetrically, on the grounds that the second moment of the return distribution is the natural measure of uncertainty. Sortino and Price (1994) chose differently. Their argument was that for a long-only investor — the dominant institutional mandate type — upside deviations are exactly what the investor is paying the manager to deliver, and penalising them is conceptually wrong. Where Markowitz says "both kinds of wiggle are bad", Sortino and Price say "only the wiggles below my floor are bad". The mathematical move is small (replace the denominator of Sharpe with a downside-only deviation) but the philosophical move is significant: it puts an asymmetric utility, not symmetric variance, at the centre of the risk measure. Sortino is therefore positioned between Markowitz (symmetric, single-period) and the drawdown family of Section 2.1.3 (asymmetric, path-dependent): asymmetric like the drawdown family, but still single-period like Markowitz.</w:t>
       </w:r>
     </w:p>
     <w:p>
@@ -1172,7 +1235,7 @@
         <w:pStyle w:val="ListBullet"/>
       </w:pPr>
       <w:r>
-        <w:t>Why it matters here. Sortino is reported alongside Sharpe in the §3.7 metric table when a sub-tau-return computation is available. The dissertation does not adopt Sortino as the headline objective because the binding constraint on the test universe is path-dependent (drawdown control), not single-period (downside variance against a target return); but the asymmetric-penalty intuition behind Sortino is the same intuition behind the dissertation's choice of drawdown rather than variance as the binding measure.</w:t>
+        <w:t>Why it matters here. Sortino is reported alongside Sharpe in the Section 3.7 metric table when a sub-tau-return computation is available. The dissertation does not adopt Sortino as the headline objective because the binding constraint on the test universe is path-dependent (drawdown control), not single-period (downside variance against a target return); but the asymmetric-penalty intuition behind Sortino is the same intuition behind the dissertation's choice of drawdown rather than variance as the binding measure.</w:t>
       </w:r>
     </w:p>
     <w:p>
@@ -1183,7 +1246,68 @@
         <w:rPr>
           <w:color w:val="000000"/>
         </w:rPr>
-        <w:t>2.1.5 Position of this dissertation</w:t>
+        <w:t>2.1.5 Synthesis: what the four families ask, and why they answer differently</w:t>
+      </w:r>
+    </w:p>
+    <w:p>
+      <w:r>
+        <w:rPr>
+          <w:b w:val="0"/>
+          <w:i w:val="0"/>
+        </w:rPr>
+        <w:t>The four families above are not competing answers to the same question. They are answers to four different questions, each developed in response to a specific limitation of the family that came before:</w:t>
+      </w:r>
+    </w:p>
+    <w:p>
+      <w:pPr>
+        <w:pStyle w:val="ListBullet"/>
+      </w:pPr>
+      <w:r>
+        <w:t>Markowitz (1952) asks: "What is the portfolio with the smallest average wiggle that hits my return target?" The answer is a one-shot quadratic programme on mean and variance.</w:t>
+      </w:r>
+    </w:p>
+    <w:p>
+      <w:pPr>
+        <w:pStyle w:val="ListBullet"/>
+      </w:pPr>
+      <w:r>
+        <w:t>Rockafellar and Uryasev (2000) ask: "What is the portfolio with the smallest expected loss in the worst 5 % of single-period outcomes?" The answer is a one-shot linear programme on the empirical tail. The shift from Markowitz is from average wiggle to tail loss.</w:t>
+      </w:r>
+    </w:p>
+    <w:p>
+      <w:pPr>
+        <w:pStyle w:val="ListBullet"/>
+      </w:pPr>
+      <w:r>
+        <w:t>Magdon-Ismail and Atiya (2004), Young (1991) and Chekhlov, Uryasev and Zabarankin (2005) ask: "What is the worst loss-from-peak that this strategy can be expected to experience over its lifetime, and how do I optimise against it?" The answer is a path-dependent statistic of the equity curve. The shift from VaR/ES is from single-period tail to multi-period worst peak-to-trough.</w:t>
+      </w:r>
+    </w:p>
+    <w:p>
+      <w:pPr>
+        <w:pStyle w:val="ListBullet"/>
+      </w:pPr>
+      <w:r>
+        <w:t>Sortino and Price (1994) ask: "How much per-period downside deviation does this strategy take to earn its return?" Same per-period grain as Markowitz, but with the symmetric penalty replaced by an asymmetric one. The shift from Markowitz is from symmetric to asymmetric.</w:t>
+      </w:r>
+    </w:p>
+    <w:p>
+      <w:r>
+        <w:rPr>
+          <w:b w:val="0"/>
+          <w:i w:val="0"/>
+        </w:rPr>
+        <w:t>These differences are the reason a practitioner reaches for one family over another. A regulator running Basel III reaches for ES because it is coherent and tractable. A pension trustee reaches for the drawdown family because the mandate is written in drawdown terms. A long-only fund manager reaches for Sortino because Sharpe penalises the upside they are paid to deliver. None of these choices is wrong; they are answers to different questions.</w:t>
+      </w:r>
+    </w:p>
+    <w:p>
+      <w:pPr>
+        <w:pStyle w:val="Heading3"/>
+      </w:pPr>
+      <w:r>
+        <w:rPr>
+          <w:color w:val="000000"/>
+        </w:rPr>
+        <w:t>2.1.6 Position of this dissertation</w:t>
       </w:r>
     </w:p>
     <w:p>
@@ -1405,7 +1529,16 @@
           <w:b w:val="0"/>
           <w:i w:val="0"/>
         </w:rPr>
-        <w:t>Yang, Liu, Zhong and Walid (2020). What they did: applied the Jiang-style template to US equities and replaced the single-algorithm policy with an ensemble that picks the best-performing of three policy-gradient algorithms (A2C, PPO and DDPG) per regime. Their state combines technical indicators (MACD, RSI, ADX) with recent prices; their action is a continuous portfolio-weight vector; their reward is again per-period portfolio return. Why they did it: a single policy-gradient algorithm has high run-to-run variance, and the best-performing algorithm in one market regime is often not the best in the next; by switching algorithm at regime change the ensemble retains the best of each.</w:t>
+        <w:t>Yang, Liu, Zhong and Walid (2020). Where Jiang, Xu and Liang (2017) ran a single end-to-end policy on a single market (cryptocurrency), Yang, Liu, Zhong and Walid chose differently on two axes: they moved the test market to US equities, and they replaced the single-policy approach with an ensemble across three RL algorithms. The reason for the equities move was that mean-variance baselines on cryptocurrency are weak (so the comparison is too easy to win); equities is the harder benchmark. The reason for the ensemble move was that any single policy-gradient algorithm has high run-to-run variance, and the best-performing algorithm in one market regime is often not the best in the next.</w:t>
+      </w:r>
+    </w:p>
+    <w:p>
+      <w:r>
+        <w:rPr>
+          <w:b w:val="0"/>
+          <w:i w:val="0"/>
+        </w:rPr>
+        <w:t>What they did: applied the Jiang-style template to US equities and replaced the single-algorithm policy with an ensemble that picks the best-performing of three policy-gradient algorithms (A2C, PPO and DDPG) per regime. Their state combines technical indicators (MACD, RSI, ADX) with recent prices; their action is a continuous portfolio-weight vector; their reward is again per-period portfolio return. Why they did it: a single policy-gradient algorithm has high run-to-run variance, and the best-performing algorithm in one market regime is often not the best in the next; by switching algorithm at regime change the ensemble retains the best of each.</w:t>
       </w:r>
     </w:p>
     <w:p>
@@ -1413,7 +1546,7 @@
         <w:pStyle w:val="ListBullet"/>
       </w:pPr>
       <w:r>
-        <w:t>Advantages. Move from cryptocurrency to US equities, where the empirical literature is denser and the comparison to mean-variance is more meaningful; engineered technical indicators give the policy useful inductive bias on momentum and mean-reversion; algorithm-level ensemble materially reduces seed variance; explicit train / validation / test split protocol that the present dissertation follows in §3.7.</w:t>
+        <w:t>Advantages. Move from cryptocurrency to US equities, where the empirical literature is denser and the comparison to mean-variance is more meaningful; engineered technical indicators give the policy useful inductive bias on momentum and mean-reversion; algorithm-level ensemble materially reduces seed variance; explicit train / validation / test split protocol that the present dissertation follows in Section 3.7.</w:t>
       </w:r>
     </w:p>
     <w:p>
@@ -1438,7 +1571,16 @@
           <w:b w:val="0"/>
           <w:i w:val="0"/>
         </w:rPr>
-        <w:t>Liu, Yang, Gao and Wang (2021) — FinRL. What they did: built an open-source library that bundles the gym-style trading environment, the data pipeline, the algorithm interface and the reporting layer into one Python package. Why they did it: by 2021 the DRL-finance literature had reached a point where individual papers reported divergent results that were impossible to compare because the trading environments, transaction-cost assumptions and metric definitions all differed. FinRL imposes a single environment specification on the field and lets new papers vary only the policy.</w:t>
+        <w:t>Liu, Yang, Gao and Wang (2021) — FinRL. Where Jiang, Xu and Liang (2017) and Yang, Liu, Zhong and Walid (2020) contributed novel policies on particular markets, Liu, Yang, Gao and Wang chose differently: they contributed infrastructure rather than a policy. Their motivation was that by 2020 the DRL-finance literature had reached the point where individual papers reported divergent results on what looked like the same problem, and the cause was that no two papers were using the same trading environment, transaction-cost assumption, or metric definition. Where the two earlier papers were saying "here is a better policy", FinRL says "here is the standard environment against which any future policy paper should be evaluated".</w:t>
+      </w:r>
+    </w:p>
+    <w:p>
+      <w:r>
+        <w:rPr>
+          <w:b w:val="0"/>
+          <w:i w:val="0"/>
+        </w:rPr>
+        <w:t>What they did: built an open-source library that bundles the gym-style trading environment, the data pipeline, the algorithm interface and the reporting layer into one Python package. Why they did it: by 2021 the DRL-finance literature had reached a point where individual papers reported divergent results that were impossible to compare because the trading environments, transaction-cost assumptions and metric definitions all differed. FinRL imposes a single environment specification on the field and lets new papers vary only the policy.</w:t>
       </w:r>
     </w:p>
     <w:p>
@@ -1512,7 +1654,48 @@
           <w:b w:val="0"/>
           <w:i w:val="0"/>
         </w:rPr>
-        <w:t>The pattern across the four references is that the policy state has grown richer (from raw prices in Jiang et al. (2017) to engineered indicators in Yang et al. (2020) to a configurable observation space in FinRL), the optimisation backbone has converged on PPO, and the reward has remained almost universally per-period return without an explicit drawdown constraint. The contribution of this dissertation can be stated relative to that pattern: it adds a forecaster's predictive uncertainty to the state, adds a hard guard on long-side actions when uncertainty exceeds a quantile threshold, and takes drawdown control as the headline constraint rather than a property to be measured after the fact (Equation 3.4).</w:t>
+        <w:t>Synthesis: what these four DRL-for-finance references differ on, and where this dissertation fits. Each of the four moved the field along a different axis, and the differences are the reason a practitioner reaches for one over another:</w:t>
+      </w:r>
+    </w:p>
+    <w:p>
+      <w:pPr>
+        <w:pStyle w:val="ListBullet"/>
+      </w:pPr>
+      <w:r>
+        <w:t>Jiang, Xu and Liang (2017) chose the cryptocurrency market and a price-tensor end-to-end policy. The reason: cryptocurrency was the market where rule-based baselines were weakest and end-to-end DRL had the most to prove.</w:t>
+      </w:r>
+    </w:p>
+    <w:p>
+      <w:pPr>
+        <w:pStyle w:val="ListBullet"/>
+      </w:pPr>
+      <w:r>
+        <w:t>Yang, Liu, Zhong and Walid (2020) chose US equities and an algorithm-level ensemble. The reason: equities is the harder, more competitive benchmark, and any single policy-gradient algorithm is too noisy to trust on its own.</w:t>
+      </w:r>
+    </w:p>
+    <w:p>
+      <w:pPr>
+        <w:pStyle w:val="ListBullet"/>
+      </w:pPr>
+      <w:r>
+        <w:t>Liu, Yang, Gao and Wang (2021) chose to contribute infrastructure (FinRL) rather than a new policy. The reason: the field had outgrown the point where bespoke per-paper environments could be compared, and a standard environment was the binding constraint on further progress.</w:t>
+      </w:r>
+    </w:p>
+    <w:p>
+      <w:pPr>
+        <w:pStyle w:val="ListBullet"/>
+      </w:pPr>
+      <w:r>
+        <w:t>Schulman et al. (2017) chose a clipped surrogate objective rather than the full TRPO trust-region machinery. The reason: TRPO is theoretically attractive but operationally fragile; PPO is the practical compromise that has therefore become the default policy-gradient choice in finance applications.</w:t>
+      </w:r>
+    </w:p>
+    <w:p>
+      <w:r>
+        <w:rPr>
+          <w:b w:val="0"/>
+          <w:i w:val="0"/>
+        </w:rPr>
+        <w:t>The common pattern across the four references is that the policy state has grown richer (from raw prices in Jiang et al. (2017), to engineered indicators in Yang et al. (2020), to a configurable observation space in FinRL), the optimisation backbone has converged on PPO, and the reward has remained almost universally per-period portfolio return without an explicit drawdown constraint. The contribution of this dissertation is therefore stated against that pattern. Where Jiang et al. (2017) optimised return only on cryptocurrency without an uncertainty signal, where Yang et al. (2020) added an algorithm-level ensemble on US equities but kept the return-only reward, and where Liu et al. (2021) standardised the infrastructure but took no position on what the policy should optimise, this dissertation chooses differently on a different axis: it leaves the policy-gradient algorithm fixed at PPO, leaves the test market fixed at US equities, and instead adds a forecaster's predictive uncertainty to the state, adds a hard guard on long-side actions when uncertainty exceeds a quantile threshold, and takes drawdown control as the headline constraint rather than a property to be measured after the fact (Equation 3.4).</w:t>
       </w:r>
     </w:p>
     <w:p>
@@ -1616,7 +1799,7 @@
         <w:pStyle w:val="ListBullet"/>
       </w:pPr>
       <w:r>
-        <w:t>Fixes / extensions. Replacing the Gaussian head with a Student-t head, or with a mixture-density head, addresses the fat-tail concern at the cost of more output parameters; deep ensembles (Lakshminarayanan et al., 2017, §2.6) or Monte-Carlo dropout (Gal and Ghahramani, 2016) supply the missing epistemic component; conformal prediction (Vovk et al., 2005) provides a non-parametric calibration overlay that gives finite-sample coverage guarantees regardless of the head distribution.</w:t>
+        <w:t>Fixes / extensions. Replacing the Gaussian head with a Student-t head, or with a mixture-density head, addresses the fat-tail concern at the cost of more output parameters; deep ensembles (Lakshminarayanan et al., 2017, Section 2.6) or Monte-Carlo dropout (Gal and Ghahramani, 2016) supply the missing epistemic component; conformal prediction (Vovk et al., 2005) provides a non-parametric calibration overlay that gives finite-sample coverage guarantees regardless of the head distribution.</w:t>
       </w:r>
     </w:p>
     <w:p>
@@ -1624,7 +1807,7 @@
         <w:pStyle w:val="ListBullet"/>
       </w:pPr>
       <w:r>
-        <w:t>Why it matters here. The probabilistic forecaster in this dissertation is a stripped-down DeepAR with a Gaussian head: a two-layer LSTM with hidden dimension 32 and two linear heads emitting predictive mean and predictive log-variance, trained by Equation 2.9. Its purpose is not to produce the most accurate possible forecast — it is to supply a one-dimensional, continuous uncertainty signal u_t in [0, 1] that the PPO policy can read as a state feature and use as a guard on long-side actions (Equation 3.7). The Gaussian head is sufficient for that purpose; the alternative heads are listed in the §7.2 future-work section as a sensitivity check that does not affect the structure of the contribution.</w:t>
+        <w:t>Why it matters here. The probabilistic forecaster in this dissertation is a stripped-down DeepAR with a Gaussian head: a two-layer LSTM with hidden dimension 32 and two linear heads emitting predictive mean and predictive log-variance, trained by Equation 2.9. Its purpose is not to produce the most accurate possible forecast — it is to supply a one-dimensional, continuous uncertainty signal u_t in [0, 1] that the PPO policy can read as a state feature and use as a guard on long-side actions (Equation 3.7). The Gaussian head is sufficient for that purpose; the alternative heads are listed in the Section 7.2 future-work section as a sensitivity check that does not affect the structure of the contribution.</w:t>
       </w:r>
     </w:p>
     <w:p>
@@ -2107,7 +2290,7 @@
           <w:b w:val="0"/>
           <w:i w:val="0"/>
         </w:rPr>
-        <w:t>Daily adjusted close prices come from Yahoo Finance via the yfinance Python package. The Phase-1 test universe is a 70-ticker diversified-equity universe consisting of 41 single-name US large-cap equities (spanning technology, payments and financial services, healthcare, consumer and industrials) and 29 exchange-traded funds (covering broad-market indices, sector SPDRs, dividend ETFs, thematic exposures and commodity funds). The full ticker list is materialised as the named group fiyins_portfolio in experiments/configs/dissertation_protocol.json and is pinned to the protocol so the test universe is fixed and reproducible. SPY is presented in §5.3 and §5.4 as a representative single-ticker case study before §5.5 expands the analysis to the full universe. Two shock windows are fixed in the protocol and used during stress evaluation: the COVID crash (February to June 2020) and the onset of the Russia-Ukraine war (February to September 2022). The price series is converted to log-returns and the LSTM forecaster sees supervised sequences of length L = 20.</w:t>
+        <w:t>Daily adjusted close prices come from Yahoo Finance via the yfinance Python package. The Phase-1 test universe is a 70-ticker diversified-equity universe consisting of 41 single-name US large-cap equities (spanning technology, payments and financial services, healthcare, consumer and industrials) and 29 exchange-traded funds (covering broad-market indices, sector SPDRs, dividend ETFs, thematic exposures and commodity funds). The full ticker list is materialised as the named group fiyins_portfolio in experiments/configs/dissertation_protocol.json and is pinned to the protocol so the test universe is fixed and reproducible. SPY is presented in Section 5.3 and Section 5.4 as a representative single-ticker case study before Section 5.5 expands the analysis to the full universe. Two shock windows are fixed in the protocol and used during stress evaluation: the COVID crash (February to June 2020) and the onset of the Russia-Ukraine war (February to September 2022). The price series is converted to log-returns and the LSTM forecaster sees supervised sequences of length L = 20.</w:t>
       </w:r>
     </w:p>
     <w:p>
@@ -2765,7 +2948,7 @@
           <w:b w:val="0"/>
           <w:i w:val="0"/>
         </w:rPr>
-        <w:t>The numbers below are means across the three seeds for the two seeded agents, and deterministic curves for the benchmarks. Everything is on the held-out test window, 1 January 2022 to 31 December 2025. The chapter is structured in two halves: §5.3 and §5.4 present a deep-dive single-ticker case study on SPY (the most-traded broad-market index ETF, used here as a canonical representative); §5.5 then expands the comparison to the full 70-ticker diversified-equity test universe defined in §3.2 and is the headline robustness evidence. Figure 5.1 shows the SPY adjusted-close series used in the §5.3 / §5.4 case study.</w:t>
+        <w:t>The numbers below are means across the three seeds for the two seeded agents, and deterministic curves for the benchmarks. Everything is on the held-out test window, 1 January 2022 to 31 December 2025. The chapter is structured in two halves: Section 5.3 and Section 5.4 present a deep-dive single-ticker case study on SPY (the most-traded broad-market index ETF, used here as a canonical representative); Section 5.5 then expands the comparison to the full 70-ticker diversified-equity test universe defined in Section 3.2 and is the headline robustness evidence. Figure 5.1 shows the SPY adjusted-close series used in the Section 5.3 / Section 5.4 case study.</w:t>
       </w:r>
     </w:p>
     <w:p>
@@ -3498,7 +3681,7 @@
           <w:b w:val="0"/>
           <w:i w:val="0"/>
         </w:rPr>
-        <w:t>The §5.3 single-ticker numbers establish the headline result on SPY as a representative broad-market index. A natural follow-up question is whether the same ranking holds when the protocol is applied to a heterogeneous, real-world equity universe rather than to a single liquid index ETF. Table 5.2 reports aggregate metrics for the four agents across the 70-ticker diversified-equity test universe defined in §3.2 — 41 single-name US large-cap equities spanning technology, payments and financial services, healthcare, consumer and industrials, plus 29 exchange-traded funds covering broad-market indices, sector SPDRs, dividend ETFs, thematic exposures (solar, copper miners, biotech) and commodity funds (gold, silver, platinum). All values are means across the 70 tickers on the test window 2022–2025; the RL agents are averaged first across three random seeds per ticker and then across tickers.</w:t>
+        <w:t>The Section 5.3 single-ticker numbers establish the headline result on SPY as a representative broad-market index. A natural follow-up question is whether the same ranking holds when the protocol is applied to a heterogeneous, real-world equity universe rather than to a single liquid index ETF. Table 5.2 reports aggregate metrics for the four agents across the 70-ticker diversified-equity test universe defined in Section 3.2 — 41 single-name US large-cap equities spanning technology, payments and financial services, healthcare, consumer and industrials, plus 29 exchange-traded funds covering broad-market indices, sector SPDRs, dividend ETFs, thematic exposures (solar, copper miners, biotech) and commodity funds (gold, silver, platinum). All values are means across the 70 tickers on the test window 2022–2025; the RL agents are averaged first across three random seeds per ticker and then across tickers.</w:t>
       </w:r>
     </w:p>
     <w:tbl>
@@ -4770,7 +4953,7 @@
           <w:b w:val="0"/>
           <w:i w:val="0"/>
         </w:rPr>
-        <w:t>The subset shows the structural pattern that drives the aggregate numbers. On every single ticker the probabilistic agent's drawdown is strictly lower than buy-and-hold's drawdown — the MDD column is monotonically lower for the agent regardless of asset class. On terminal value the picture is more nuanced: the agent wins on the broad-market ETFs (SPY, QQQ, XLK, XLF) where the 2022 drawdown was deep and the 2023–2025 recovery was volatile, and on the high-volatility thematic ETF (TAN, where the 70.9 % buy-and-hold drawdown leaves the overlay an enormous amount to control). It loses on the low-uncertainty trend stocks (NVDA, AAPL) and on the low-drawdown defensives (SCHD, JNJ, GLD) — exactly the regimes the §6.3 discussion identifies as structurally hostile to the uncertainty-guard's caution. The §5.5.1 sub-section that follows shows that several of the apparent losses in low-volatility regimes are actually artefacts of the limited Phase-1 training budget rather than structural weaknesses of the architecture.</w:t>
+        <w:t>The subset shows the structural pattern that drives the aggregate numbers. On every single ticker the probabilistic agent's drawdown is strictly lower than buy-and-hold's drawdown — the MDD column is monotonically lower for the agent regardless of asset class. On terminal value the picture is more nuanced: the agent wins on the broad-market ETFs (SPY, QQQ, XLK, XLF) where the 2022 drawdown was deep and the 2023–2025 recovery was volatile, and on the high-volatility thematic ETF (TAN, where the 70.9 % buy-and-hold drawdown leaves the overlay an enormous amount to control). It loses on the low-uncertainty trend stocks (NVDA, AAPL) and on the low-drawdown defensives (SCHD, JNJ, GLD) — exactly the regimes the Section 6.3 discussion identifies as structurally hostile to the uncertainty-guard's caution. The Section 5.5.1 sub-section that follows shows that several of the apparent losses in low-volatility regimes are actually artefacts of the limited Phase-1 training budget rather than structural weaknesses of the architecture.</w:t>
       </w:r>
     </w:p>
     <w:p>
@@ -4790,7 +4973,7 @@
           <w:b w:val="0"/>
           <w:i w:val="0"/>
         </w:rPr>
-        <w:t>The Phase-1 results in Table 5.2 train each cell for 10 000 PPO timesteps over three random seeds. A natural question is how much of the heterogeneity in those numbers is signal — tickers where the uncertainty-guard genuinely under-allocates — versus noise from an under-trained policy with three seeds. The full 70-ticker × 10-seed × 50 000-step extended grid is GPU-only and is scheduled for the Colab runtime in Phase 2 (§7.2). To produce Phase-1 evidence that addresses the seed-stability question on CPU, the probabilistic agent was re-trained at the full extended budget — ten random seeds and 50 000 PPO timesteps per cell, eighty cells in total — on a representative eight-ticker sub-universe of broad-market and sector ETFs (SPY, QQQ, IWM, XLK, XLF, XLE, XLV and XLU) drawn from the 70-ticker universe. The deterministic agents (rule-based stop-loss, buy-and-hold) are unchanged. Median terminal value, Sharpe ratio and maximum drawdown across the ten seeds, with the inter-quartile range on the terminal value, are reported in Table 5.4.</w:t>
+        <w:t>The Phase-1 results in Table 5.2 train each cell for 10 000 PPO timesteps over three random seeds. A natural question is how much of the heterogeneity in those numbers is signal — tickers where the uncertainty-guard genuinely under-allocates — versus noise from an under-trained policy with three seeds. The full 70-ticker × 10-seed × 50 000-step extended grid is GPU-only and is scheduled for the Colab runtime in Phase 2 (Section 7.2). To produce Phase-1 evidence that addresses the seed-stability question on CPU, the probabilistic agent was re-trained at the full extended budget — ten random seeds and 50 000 PPO timesteps per cell, eighty cells in total — on a representative eight-ticker sub-universe of broad-market and sector ETFs (SPY, QQQ, IWM, XLK, XLF, XLE, XLV and XLU) drawn from the 70-ticker universe. The deterministic agents (rule-based stop-loss, buy-and-hold) are unchanged. Median terminal value, Sharpe ratio and maximum drawdown across the ten seeds, with the inter-quartile range on the terminal value, are reported in Table 5.4.</w:t>
       </w:r>
     </w:p>
     <w:tbl>
@@ -5450,7 +5633,7 @@
           <w:b w:val="0"/>
           <w:i w:val="0"/>
         </w:rPr>
-        <w:t>Three findings stand out. First, the probabilistic agent now beats passive buy-and-hold on seven of eight tickers in this sub-universe (SPY, QQQ, IWM, XLK, XLF, XLV, XLU) at the extended budget. Energy (XLE) remains the single loss, consistent with the §6.3 diagnosis that 2022 energy was a sustained, low-uncertainty bull market in which the uncertainty-guard structurally under-allocates. The fact that seven of the eight sub-universe tickers shift to a uniform win at the extended budget is the dissertation's direct answer to the supervisor's "is the model properly trained?" question.</w:t>
+        <w:t>Three findings stand out. First, the probabilistic agent now beats passive buy-and-hold on seven of eight tickers in this sub-universe (SPY, QQQ, IWM, XLK, XLF, XLV, XLU) at the extended budget. Energy (XLE) remains the single loss, consistent with the Section 6.3 diagnosis that 2022 energy was a sustained, low-uncertainty bull market in which the uncertainty-guard structurally under-allocates. The fact that seven of the eight sub-universe tickers shift to a uniform win at the extended budget is the dissertation's direct answer to the supervisor's "is the model properly trained?" question.</w:t>
       </w:r>
     </w:p>
     <w:p>
@@ -5468,7 +5651,7 @@
           <w:b w:val="0"/>
           <w:i w:val="0"/>
         </w:rPr>
-        <w:t>Third, every ticker in Table 5.4 has a positive median Sharpe ratio — the lowest is +0.34 on IWM, the highest is +0.72 on SPY. The extended training does not just shift terminal values; it shifts the risk-adjusted-return distribution to the right uniformly. Combined with the 100 % drawdown-reduction coverage in the aggregate Table 5.2, this is the strongest single piece of evidence in the dissertation that the architecture is fundamentally sound at the extended budget. The full extended grid on the 70-ticker universe (10 seeds × 50 000 timesteps × 4 walk-forward folds × 16 bootstrap paths × 70 tickers × 2 agents) is the Phase-2 deliverable described in §7.2 and the Colab notebook notebooks/extended_grid_colab.ipynb is the execution path.</w:t>
+        <w:t>Third, every ticker in Table 5.4 has a positive median Sharpe ratio — the lowest is +0.34 on IWM, the highest is +0.72 on SPY. The extended training does not just shift terminal values; it shifts the risk-adjusted-return distribution to the right uniformly. Combined with the 100 % drawdown-reduction coverage in the aggregate Table 5.2, this is the strongest single piece of evidence in the dissertation that the architecture is fundamentally sound at the extended budget. The full extended grid on the 70-ticker universe (10 seeds × 50 000 timesteps × 4 walk-forward folds × 16 bootstrap paths × 70 tickers × 2 agents) is the Phase-2 deliverable described in Section 7.2 and the Colab notebook notebooks/extended_grid_colab.ipynb is the execution path.</w:t>
       </w:r>
     </w:p>
     <w:p>
@@ -5628,7 +5811,7 @@
           <w:b w:val="0"/>
           <w:i w:val="0"/>
         </w:rPr>
-        <w:t>Table 5.2 in §5.5 reports the four-agent comparison across the 70-ticker test universe. The honest summary is that the probabilistic agent delivers the headline drawdown-control result on the entire universe (70 of 70 tickers have lower max drawdown under the agent than under buy-and-hold) but that the terminal-value picture is more nuanced: the agent wins outright on roughly a third of the universe and loses on the remainder, almost always for diagnosable structural reasons rather than because of a tuning artefact. This sub-section records the wins and the losses without varnish.</w:t>
+        <w:t>Table 5.2 in Section 5.5 reports the four-agent comparison across the 70-ticker test universe. The honest summary is that the probabilistic agent delivers the headline drawdown-control result on the entire universe (70 of 70 tickers have lower max drawdown under the agent than under buy-and-hold) but that the terminal-value picture is more nuanced: the agent wins outright on roughly a third of the universe and loses on the remainder, almost always for diagnosable structural reasons rather than because of a tuning artefact. This sub-section records the wins and the losses without varnish.</w:t>
       </w:r>
     </w:p>
     <w:p>
@@ -5655,7 +5838,7 @@
           <w:b w:val="0"/>
           <w:i w:val="0"/>
         </w:rPr>
-        <w:t>Two structural points are worth being explicit about. First, the policy's uncertainty-guard threshold is currently a single global quantile (0.80) calibrated on the SPY validation window. A sector-aware calibration — separate quantile thresholds for technology, financials, healthcare, defensives, commodities — would likely close most of the loss gap on the low-uncertainty trend stocks at small risk to the wins. This is the M3 calibration deliverable in §7.2. Second, the honest practitioner-facing claim, with the 70-ticker evidence in hand, is that the architecture delivers drawdown control on the entire universe, beats the manually-tuned trailing stop in terminal value on 87 % of the universe, and matches or beats passive buy-and-hold in terminal value on roughly a third of the universe — with the wins concentrated on exactly the tickers an institutional drawdown-mandated investor would most want covered. It is not yet a universal recipe; on persistent bull-market trends it leaves alpha on the table.</w:t>
+        <w:t>Two structural points are worth being explicit about. First, the policy's uncertainty-guard threshold is currently a single global quantile (0.80) calibrated on the SPY validation window. A sector-aware calibration — separate quantile thresholds for technology, financials, healthcare, defensives, commodities — would likely close most of the loss gap on the low-uncertainty trend stocks at small risk to the wins. This is the M3 calibration deliverable in Section 7.2. Second, the honest practitioner-facing claim, with the 70-ticker evidence in hand, is that the architecture delivers drawdown control on the entire universe, beats the manually-tuned trailing stop in terminal value on 87 % of the universe, and matches or beats passive buy-and-hold in terminal value on roughly a third of the universe — with the wins concentrated on exactly the tickers an institutional drawdown-mandated investor would most want covered. It is not yet a universal recipe; on persistent bull-market trends it leaves alpha on the table.</w:t>
       </w:r>
     </w:p>
     <w:p>
@@ -6367,7 +6550,7 @@
           <w:b w:val="0"/>
           <w:i w:val="0"/>
         </w:rPr>
-        <w:t>The headline numbers in §5.5 train and evaluate on the same 2022–2025 window. This is methodologically conservative for the comparison between baseline and probabilistic PPO (both arms see the same data), but it does not by itself demonstrate that the trained policy generalises to a window the agent has not seen. To address this, an explicit walk-forward harness (experiments/run_walk_forward.py) was added in May 2026. Each fold trains on a strictly earlier window and evaluates on a strictly later window; the four folds defined in the protocol are wf_2018_2019, wf_2020_2021, wf_2022_2023 and wf_2024_2025.</w:t>
+        <w:t>The headline numbers in Section 5.5 train and evaluate on the same 2022–2025 window. This is methodologically conservative for the comparison between baseline and probabilistic PPO (both arms see the same data), but it does not by itself demonstrate that the trained policy generalises to a window the agent has not seen. To address this, an explicit walk-forward harness (experiments/run_walk_forward.py) was added in May 2026. Each fold trains on a strictly earlier window and evaluates on a strictly later window; the four folds defined in the protocol are wf_2018_2019, wf_2020_2021, wf_2022_2023 and wf_2024_2025.</w:t>
       </w:r>
     </w:p>
     <w:p>
@@ -6376,7 +6559,7 @@
           <w:b w:val="0"/>
           <w:i w:val="0"/>
         </w:rPr>
-        <w:t>Running walk-forward across all 70 tickers × 4 folds × 3 seeds at the Phase-1 budget would require 840 individual PPO training runs and is GPU-only in practice; that grid is the Phase-2 deliverable scheduled for the Colab T4 runtime (§7.2, notebooks/extended_grid_colab.ipynb). To produce CPU-feasible Phase-1 evidence on out-of-time generalisation, a four-ticker × four-fold × three-seed walk-forward grid was run on CPU in late April 2026 — 96 individual PPO training runs in total — over a four-ticker subset of the universe (SPY, QQQ, XLK and XLF) and the four protocol folds. The subset spans the broad market, large-cap technology, sector technology and sector financials. Median terminal value, Sharpe ratio and maximum drawdown across the three seeds at each (ticker, fold, agent) cell are reported in Table 6.2. Each cell trains on the strictly earlier window and evaluates on the strictly later window; the agent never sees the test-window data during training.</w:t>
+        <w:t>Running walk-forward across all 70 tickers × 4 folds × 3 seeds at the Phase-1 budget would require 840 individual PPO training runs and is GPU-only in practice; that grid is the Phase-2 deliverable scheduled for the Colab T4 runtime (Section 7.2, notebooks/extended_grid_colab.ipynb). To produce CPU-feasible Phase-1 evidence on out-of-time generalisation, a four-ticker × four-fold × three-seed walk-forward grid was run on CPU in late April 2026 — 96 individual PPO training runs in total — over a four-ticker subset of the universe (SPY, QQQ, XLK and XLF) and the four protocol folds. The subset spans the broad market, large-cap technology, sector technology and sector financials. Median terminal value, Sharpe ratio and maximum drawdown across the three seeds at each (ticker, fold, agent) cell are reported in Table 6.2. Each cell trains on the strictly earlier window and evaluates on the strictly later window; the agent never sees the test-window data during training.</w:t>
       </w:r>
     </w:p>
     <w:tbl>
@@ -7788,7 +7971,7 @@
           <w:b w:val="0"/>
           <w:i w:val="0"/>
         </w:rPr>
-        <w:t>Third, the absolute terminal values are smaller than the in-sample headline ($1.62 M terminal in the §5 table on SPY 2022–2025). This is the expected cost of out-of-sample evaluation on a modest training budget; the in-sample number is the upper bound of what the architecture can do, the out-of-sample number is what it would actually do on capital it had not previously seen. The walk-forward Sharpe values of +0.69 to +1.25 in benign folds and +0.12 to +0.56 in the 2022 bear-market fold are within the range that an institutional long-only mandate would consider acceptable on a risk-controlled single-asset overlay.</w:t>
+        <w:t>Third, the absolute terminal values are smaller than the in-sample headline ($1.62 M terminal in the Chapter 5 table on SPY 2022–2025). This is the expected cost of out-of-sample evaluation on a modest training budget; the in-sample number is the upper bound of what the architecture can do, the out-of-sample number is what it would actually do on capital it had not previously seen. The walk-forward Sharpe values of +0.69 to +1.25 in benign folds and +0.12 to +0.56 in the 2022 bear-market fold are within the range that an institutional long-only mandate would consider acceptable on a risk-controlled single-asset overlay.</w:t>
       </w:r>
     </w:p>
     <w:p>
@@ -7797,7 +7980,7 @@
           <w:b w:val="0"/>
           <w:i w:val="0"/>
         </w:rPr>
-        <w:t>These numbers are at the 10 000-PPO-timestep budget, three seeds and no block-bootstrap augmentation, on a four-ticker subset of the 70-ticker universe. The full extended walk-forward grid — 70 tickers, ten seeds, four folds, 50 000 PPO timesteps and 16 bootstrap paths per cell, for a total of approximately 16 800 individual training runs in the heaviest configuration — is scheduled for the Colab T4 GPU runtime in Phase 2 (the orchestrator is experiments/run_extended_grid.py and the notebook is notebooks/extended_grid_colab.ipynb). The headline tables in Chapter 5 will be reproduced for each fold across the full universe, and the §6.4 numbers above will be superseded by the median + inter-quartile range across the full grid.</w:t>
+        <w:t>These numbers are at the 10 000-PPO-timestep budget, three seeds and no block-bootstrap augmentation, on a four-ticker subset of the 70-ticker universe. The full extended walk-forward grid — 70 tickers, ten seeds, four folds, 50 000 PPO timesteps and 16 bootstrap paths per cell, for a total of approximately 16 800 individual training runs in the heaviest configuration — is scheduled for the Colab T4 GPU runtime in Phase 2 (the orchestrator is experiments/run_extended_grid.py and the notebook is notebooks/extended_grid_colab.ipynb). The headline tables in Chapter 5 will be reproduced for each fold across the full universe, and the Section 6.4 numbers above will be superseded by the median + inter-quartile range across the full grid.</w:t>
       </w:r>
     </w:p>
     <w:p>
@@ -7825,7 +8008,7 @@
         <w:pStyle w:val="ListBullet"/>
       </w:pPr>
       <w:r>
-        <w:t>Phase-1 training budget. The headline 70-ticker numbers in §5.5 use three seeds and 10 000 PPO timesteps per cell because that is the largest grid that fits on CPU in a working day. The §5.5.1 evidence on a representative eight-ticker sub-universe shows that the architecture's behaviour is materially better at the extended budget (10 seeds × 50 000 timesteps), with seven of eight tickers flipping to wins versus passive buy-and-hold. The full 70-ticker extended grid is GPU-only and is the Phase-2 deliverable in §7.2.</w:t>
+        <w:t>Phase-1 training budget. The headline 70-ticker numbers in Section 5.5 use three seeds and 10 000 PPO timesteps per cell because that is the largest grid that fits on CPU in a working day. The Section 5.5.1 evidence on a representative eight-ticker sub-universe shows that the architecture's behaviour is materially better at the extended budget (10 seeds × 50 000 timesteps), with seven of eight tickers flipping to wins versus passive buy-and-hold. The full 70-ticker extended grid is GPU-only and is the Phase-2 deliverable in Section 7.2.</w:t>
       </w:r>
     </w:p>
     <w:p>
@@ -7833,7 +8016,7 @@
         <w:pStyle w:val="ListBullet"/>
       </w:pPr>
       <w:r>
-        <w:t>One held-out test window. The headline window spans 2022 to 2025 and contains a single bear market. The walk-forward grid in §6.4 (four tickers × four out-of-time folds × three seeds, 96 trainings) addresses forward-in-time generalisation on a CPU-feasible subset. The full 70-ticker walk-forward grid is the Phase-2 deliverable.</w:t>
+        <w:t>One held-out test window. The headline window spans 2022 to 2025 and contains a single bear market. The walk-forward grid in Section 6.4 (four tickers × four out-of-time folds × three seeds, 96 trainings) addresses forward-in-time generalisation on a CPU-feasible subset. The full 70-ticker walk-forward grid is the Phase-2 deliverable.</w:t>
       </w:r>
     </w:p>
     <w:p>
@@ -7849,7 +8032,7 @@
         <w:pStyle w:val="ListBullet"/>
       </w:pPr>
       <w:r>
-        <w:t>Global uncertainty-quantile threshold. The threshold is currently a single value (0.80) calibrated on the SPY validation window. The §6.3 discussion identifies low-uncertainty trend-following single names as the regime where this calibration costs the most; sector-aware calibration is queued for the Phase-2 work.</w:t>
+        <w:t>Global uncertainty-quantile threshold. The threshold is currently a single value (0.80) calibrated on the SPY validation window. The Section 6.3 discussion identifies low-uncertainty trend-following single names as the regime where this calibration costs the most; sector-aware calibration is queued for the Phase-2 work.</w:t>
       </w:r>
     </w:p>
     <w:p>
@@ -7966,7 +8149,7 @@
         <w:pStyle w:val="ListBullet"/>
       </w:pPr>
       <w:r>
-        <w:t>Sector-aware uncertainty calibration (July 2026). Replace the single global uncertainty-guard threshold (0.80) with per-sector or per-regime thresholds calibrated on the validation window. The §6.3 discussion identifies persistent-trend single names as the regime where the global threshold costs the most; this is the most surgical fix.</w:t>
+        <w:t>Sector-aware uncertainty calibration (July 2026). Replace the single global uncertainty-guard threshold (0.80) with per-sector or per-regime thresholds calibrated on the validation window. The Section 6.3 discussion identifies persistent-trend single names as the regime where the global threshold costs the most; this is the most surgical fix.</w:t>
       </w:r>
     </w:p>
     <w:p>
@@ -8336,7 +8519,7 @@
           <w:b w:val="0"/>
           <w:i w:val="0"/>
         </w:rPr>
-        <w:t>End-to-end reproduction of every artefact in this dissertation. The --tickers fiyins_portfolio flag resolves to the named group in experiments/configs/dissertation_protocol.json and materialises the 70-ticker test universe used in §5.5 and Appendix B.</w:t>
+        <w:t>End-to-end reproduction of every artefact in this dissertation. The --tickers fiyins_portfolio flag resolves to the named group in experiments/configs/dissertation_protocol.json and materialises the 70-ticker test universe used in Section 5.5 and Appendix B.</w:t>
       </w:r>
     </w:p>
     <w:p>
@@ -8349,7 +8532,7 @@
         <w:br/>
         <w:t>pip install -r requirements.txt</w:t>
         <w:br/>
-        <w:t># Phase-1 SPY headline (Chapter 5 §5.3, §5.4):</w:t>
+        <w:t># Phase-1 SPY headline (Chapter 5 Section 5.3, Section 5.4):</w:t>
         <w:br/>
         <w:t>python experiments/run_baseline.py</w:t>
         <w:br/>
@@ -8359,7 +8542,7 @@
         <w:br/>
         <w:t>python experiments/run_rule_baselines.py</w:t>
         <w:br/>
-        <w:t># Phase-1 70-ticker test universe (Chapter 5 §5.5, Appendix B):</w:t>
+        <w:t># Phase-1 70-ticker test universe (Chapter 5 Section 5.5, Appendix B):</w:t>
         <w:br/>
         <w:t>python experiments/run_benchmarks.py     --tickers fiyins_portfolio --tag fiyins70</w:t>
         <w:br/>
@@ -8369,7 +8552,7 @@
         <w:br/>
         <w:t>python experiments/run_probabilistic_agent.py --tickers fiyins_portfolio --tag fiyins70</w:t>
         <w:br/>
-        <w:t># Walk-forward subset (§6.4):</w:t>
+        <w:t># Walk-forward subset (Section 6.4):</w:t>
         <w:br/>
         <w:t>python experiments/run_walk_forward.py --tickers SPY,QQQ,XLK,XLF</w:t>
         <w:br/>
